--- a/arb/docx/45.content.docx
+++ b/arb/docx/45.content.docx
@@ -28964,23 +28964,7 @@
           <w:cs/>
           <w:lang w:val="ar_AE" w:bidi="ar_AE"/>
         </w:rPr>
-        <w:t xml:space="preserve">). ربما يكون التفسير هو أن بولس كان قادرًا على تحية العديد من الأشخاص في رومية لأنه كان قد التقى بهم خلال رحلاتهم بعيدًا عن رومية (انظر </w:t>
-      </w:r>
-      <w:r>
-        <w:rPr>
-          <w:rtl/>
-          <w:cs/>
-          <w:lang w:val="ar_AE" w:bidi="ar_AE"/>
-        </w:rPr>
-        <w:t>مقدمة رسالة رومية</w:t>
-      </w:r>
-      <w:r>
-        <w:rPr>
-          <w:rtl/>
-          <w:cs/>
-          <w:lang w:val="ar_AE" w:bidi="ar_AE"/>
-        </w:rPr>
-        <w:t>، "الإعداد").</w:t>
+        <w:t>). ربما يكون التفسير هو أن بولس كان قادرًا على تحية العديد من الأشخاص في رومية لأنه كان قد التقى بهم خلال رحلاتهم بعيدًا عن رومية (انظر مقدمة رسالة رومية، "الإعداد").</w:t>
       </w:r>
       <w:r>
         <w:rPr>
